--- a/thesis_chapters_1_to_4.docx
+++ b/thesis_chapters_1_to_4.docx
@@ -47,7 +47,7 @@
       </w:pPr>
       <w:r>
         <w:rPr/>
-        <w:t>Mobile robots are increasingly used in indoor environments for inspection, assistance, delivery, monitoring, and research. For a robot to be useful to a non-technical user, the interaction method should be simple and natural. Instead of requiring coordinates, joystick control, or programming commands, a user should be able to provide an instruction such as "Find the chair" or "Go to the door".</w:t>
+        <w:t>Mobile robots are increasingly used in indoor environments for inspection, assistance, delivery, monitoring, and research. For a robot to be useful to a non-technical user, the interaction method should be simple and natural. Instead of requiring coordinates, joystick control, or programming commands, a user should be able to provide an instruction such as "Find the green marker" or, in later development, "Go to the door".</w:t>
       </w:r>
     </w:p>
     <w:p>
@@ -67,27 +67,27 @@
       </w:pPr>
       <w:r>
         <w:rPr/>
-        <w:t>This Final Year Project investigates how structured prompt engineering can support this process on one low-cost indoor mobile robot prototype. The finalized physical system uses a Coral Dev Board for onboard prompt processing, USB-webcam perception, Edge TPU-compatible visual grounding, action selection, and result logging. An ESP32 performs sensor reading, local safety checks, and four-motor control through two MX1508 motor-driver modules.</w:t>
-      </w:r>
-    </w:p>
-    <w:p>
-      <w:pPr>
-        <w:pStyle w:val="Normal"/>
-        <w:spacing w:after="160" w:line="360" w:lineRule="auto"/>
-      </w:pPr>
-      <w:r>
-        <w:rPr/>
-        <w:t xml:space="preserve">The first prototype intentionally targets a basic and repeatable goal such as </w:t>
-      </w:r>
-      <w:r>
-        <w:rPr>
-          <w:rFonts w:ascii="Courier New" w:hAnsi="Courier New"/>
-        </w:rPr>
-        <w:t>find the chair</w:t>
-      </w:r>
-      <w:r>
-        <w:rPr/>
-        <w:t>. It adapts the modular language-to-vision-to-action concept demonstrated by LM-Nav and the restricted prompt-based action-selection idea used by VLMnav. It does not attempt to reproduce a large autonomous navigation platform or run a general-purpose large vision-language model directly on the Coral Edge TPU.</w:t>
+        <w:t>This Final Year Project investigates how structured prompt engineering can support this process on one low-cost indoor mobile robot prototype. The finalized physical system uses a Raspberry Pi 4 for onboard prompt processing, USB-webcam perception, lightweight OpenCV visual grounding, action selection, and result logging. An ESP32 performs sensor reading, local safety checks, and four-motor control through two MX1508 motor-driver modules.</w:t>
+      </w:r>
+    </w:p>
+    <w:p>
+      <w:pPr>
+        <w:pStyle w:val="Normal"/>
+        <w:spacing w:after="160" w:line="360" w:lineRule="auto"/>
+      </w:pPr>
+      <w:r>
+        <w:rPr/>
+        <w:t xml:space="preserve">The first prototype intentionally targets the basic and repeatable goal </w:t>
+      </w:r>
+      <w:r>
+        <w:rPr>
+          <w:rFonts w:ascii="Courier New" w:hAnsi="Courier New"/>
+        </w:rPr>
+        <w:t>find the green marker</w:t>
+      </w:r>
+      <w:r>
+        <w:rPr/>
+        <w:t>. It adapts the modular language-to-vision-to-action concept demonstrated by LM-Nav and the restricted prompt-based action-selection idea used by VLMnav. It does not attempt to reproduce a large autonomous navigation platform or run an unrestricted large vision-language model directly onboard.</w:t>
       </w:r>
     </w:p>
     <w:p>
@@ -109,7 +109,7 @@
       </w:pPr>
       <w:r>
         <w:rPr/>
-        <w:t>Traditional mobile robot navigation commonly uses maps, localization, path planning, and sensor feedback. These methods are effective when the destination is represented by coordinates or predefined waypoints. However, ordinary users normally describe destinations using natural language and visual concepts, such as a chair, door, table, corridor, or signboard.</w:t>
+        <w:t>Traditional mobile robot navigation commonly uses maps, localization, path planning, and sensor feedback. These methods are effective when the destination is represented by coordinates or predefined waypoints. However, ordinary users normally describe destinations using natural language and visual concepts.</w:t>
       </w:r>
     </w:p>
     <w:p>
@@ -129,7 +129,7 @@
       </w:pPr>
       <w:r>
         <w:rPr/>
-        <w:t>The motivation for this project is therefore to investigate a practical division of responsibility. The Coral Dev Board performs high-level language and visual processing, while the ESP32 performs time-sensitive sensor reading, motor commands, obstacle detection, and command-timeout safety. This architecture supports prompt-based robot navigation without allowing uncertain high-level output to bypass deterministic local safety rules.</w:t>
+        <w:t>The motivation for this project is therefore to investigate a practical division of responsibility. The Raspberry Pi 4 performs high-level language and visual processing, while the ESP32 performs time-sensitive sensor reading, motor commands, obstacle detection, and command-timeout safety. This architecture supports prompt-based robot navigation without allowing uncertain high-level output to bypass deterministic local safety rules.</w:t>
       </w:r>
     </w:p>
     <w:p>
@@ -161,7 +161,7 @@
       </w:pPr>
       <w:r>
         <w:rPr/>
-        <w:t>Low-cost mobile robot platforms introduce further constraints. A USB webcam does not provide depth or a complete map. The Coral Dev Board can efficiently accelerate only compatible quantized TensorFlow Lite models, not unrestricted large language or vision-language models. Two front ultrasonic sensors provide limited obstacle coverage, and the low-cost motor and power subsystems require careful integration.</w:t>
+        <w:t>Low-cost mobile robot platforms introduce further constraints. A USB webcam does not provide depth or a complete map. The Raspberry Pi 4 has limited resources for large vision-language models, so the first prototype requires a lightweight and measurable visual-grounding method. Two front ultrasonic sensors provide limited obstacle coverage, and the low-cost motor and power subsystems require careful integration.</w:t>
       </w:r>
     </w:p>
     <w:p>
@@ -184,16 +184,6 @@
           <w:b/>
         </w:rPr>
         <w:t>1.4 Research Questions</w:t>
-      </w:r>
-    </w:p>
-    <w:p>
-      <w:pPr>
-        <w:pStyle w:val="Normal"/>
-        <w:spacing w:after="160" w:line="360" w:lineRule="auto"/>
-      </w:pPr>
-      <w:r>
-        <w:rPr/>
-        <w:t>This project addresses the following research questions:</w:t>
       </w:r>
     </w:p>
     <w:p>
@@ -215,7 +205,7 @@
       </w:pPr>
       <w:r>
         <w:rPr/>
-        <w:t>2. How can Coral Edge TPU-compatible visual grounding and ESP32 sensor feedback be combined to select and execute safe basic robot actions?</w:t>
+        <w:t>2. How can Raspberry Pi 4 webcam-based visual grounding and ESP32 sensor feedback be combined to select and execute safe basic robot actions?</w:t>
       </w:r>
     </w:p>
     <w:p>
@@ -226,7 +216,7 @@
       </w:pPr>
       <w:r>
         <w:rPr/>
-        <w:t>3. How reliably can the completed Coral Dev Board prototype perform a simple goal such as finding and approaching a supported indoor landmark?</w:t>
+        <w:t>3. How reliably can the completed Raspberry Pi 4 prototype find and approach a supported visual landmark in a controlled indoor environment?</w:t>
       </w:r>
     </w:p>
     <w:p>
@@ -248,7 +238,7 @@
       </w:pPr>
       <w:r>
         <w:rPr/>
-        <w:t>The aim of this project is to design and implement a Coral Dev Board-based prompt-engineered mobile robot for basic navigation in a controlled indoor environment.</w:t>
+        <w:t>The aim of this project is to design and implement a Raspberry Pi 4-based prompt-engineered mobile robot for basic navigation in a controlled indoor environment.</w:t>
       </w:r>
     </w:p>
     <w:p>
@@ -280,7 +270,7 @@
       </w:pPr>
       <w:r>
         <w:rPr/>
-        <w:t>2. To integrate a Coral Dev Board, USB webcam, ESP32, two HC-SR04 sensors, GY-291 / ADXL345 accelerometer, two MX1508 motor drivers, four DC gear motors, and the completed protected power system into one physical robot.</w:t>
+        <w:t>2. To integrate a Raspberry Pi 4, USB webcam, ESP32, two HC-SR04 sensors, GY-291 / ADXL345 accelerometer, two MX1508 motor drivers, four DC gear motors, and the completed protected power system into one physical robot.</w:t>
       </w:r>
     </w:p>
     <w:p>
@@ -313,23 +303,23 @@
       </w:pPr>
       <w:r>
         <w:rPr/>
-        <w:t>The project is limited to one low-cost four-wheel indoor mobile robot using a Coral Dev Board as the only onboard high-level compute platform. The robot operates in supervised controlled areas such as rooms, laboratories, and simple landmark test zones.</w:t>
-      </w:r>
-    </w:p>
-    <w:p>
-      <w:pPr>
-        <w:pStyle w:val="Normal"/>
-        <w:spacing w:after="160" w:line="360" w:lineRule="auto"/>
-      </w:pPr>
-      <w:r>
-        <w:rPr/>
-        <w:t xml:space="preserve">The first physical prototype focuses on a basic single-target goal supported by an Edge TPU-compatible detector, initially </w:t>
-      </w:r>
-      <w:r>
-        <w:rPr>
-          <w:rFonts w:ascii="Courier New" w:hAnsi="Courier New"/>
-        </w:rPr>
-        <w:t>find the chair</w:t>
+        <w:t>The project is limited to one low-cost four-wheel indoor mobile robot using a Raspberry Pi 4 as the only onboard high-level compute platform. The robot operates in supervised controlled areas such as rooms, laboratories, and simple landmark test zones.</w:t>
+      </w:r>
+    </w:p>
+    <w:p>
+      <w:pPr>
+        <w:pStyle w:val="Normal"/>
+        <w:spacing w:after="160" w:line="360" w:lineRule="auto"/>
+      </w:pPr>
+      <w:r>
+        <w:rPr/>
+        <w:t xml:space="preserve">The first physical prototype focuses on the single-target goal </w:t>
+      </w:r>
+      <w:r>
+        <w:rPr>
+          <w:rFonts w:ascii="Courier New" w:hAnsi="Courier New"/>
+        </w:rPr>
+        <w:t>find the green marker</w:t>
       </w:r>
       <w:r>
         <w:rPr/>
@@ -383,7 +373,7 @@
       </w:r>
       <w:r>
         <w:rPr/>
-        <w:t>. The Coral Dev Board performs structured instruction processing, webcam capture, visual grounding, action selection, validation, and logging. The ESP32 reads the ultrasonic sensors and GY-291, controls four motors through two MX1508 modules, and enforces obstacle, invalid-command, and command-timeout stop behaviour.</w:t>
+        <w:t>. The Raspberry Pi performs structured instruction processing, webcam capture, visual grounding, action selection, validation, and logging. The ESP32 reads the ultrasonic sensors and GY-291, controls four motors through two MX1508 modules, and enforces obstacle, sensor-fault, invalid-command, and command-timeout stop behaviour.</w:t>
       </w:r>
     </w:p>
     <w:p>
@@ -403,7 +393,7 @@
       </w:pPr>
       <w:r>
         <w:rPr/>
-        <w:t>A separate Docker-based laptop webcam demonstration may be used during FYP1 to illustrate expected action outputs before final physical testing. A browser captures the webcam while a local container performs Python/OpenCV processing. It displays movement instructions for manual laptop movement and is not a second physical project approach.</w:t>
+        <w:t>A separate Docker-based laptop webcam demonstration may be used during FYP1 to illustrate expected action outputs before final physical testing. It is not a second physical project approach.</w:t>
       </w:r>
     </w:p>
     <w:p>
@@ -425,17 +415,17 @@
       </w:pPr>
       <w:r>
         <w:rPr/>
-        <w:t>The project contributes a practical framework for connecting prompt engineering with a real low-cost robot. Structured output makes navigation decisions easier to parse, log, evaluate, and reject when unsafe. Separating Coral high-level processing from ESP32 local control also demonstrates how model-based navigation can be combined with deterministic safety behaviour.</w:t>
-      </w:r>
-    </w:p>
-    <w:p>
-      <w:pPr>
-        <w:pStyle w:val="Normal"/>
-        <w:spacing w:after="160" w:line="360" w:lineRule="auto"/>
-      </w:pPr>
-      <w:r>
-        <w:rPr/>
-        <w:t>The first-prototype focus makes the research achievable and measurable. A reliable single-target demonstration provides a baseline that can later be extended with a custom detector for doors and signboards, relation-aware instructions, additional sensors, mapping, and stronger navigation models.</w:t>
+        <w:t>The project contributes a practical framework for connecting prompt engineering with a real low-cost robot. Structured output makes navigation decisions easier to parse, log, evaluate, and reject when unsafe. Separating Raspberry Pi high-level processing from ESP32 local control also demonstrates how model-based navigation can be combined with deterministic safety behaviour.</w:t>
+      </w:r>
+    </w:p>
+    <w:p>
+      <w:pPr>
+        <w:pStyle w:val="Normal"/>
+        <w:spacing w:after="160" w:line="360" w:lineRule="auto"/>
+      </w:pPr>
+      <w:r>
+        <w:rPr/>
+        <w:t>The first-prototype focus makes the research achievable and measurable. A reliable marker-navigation demonstration provides a baseline that can later be extended with object detection for chairs, doors, and signboards, relation-aware instructions, additional sensors, mapping, and stronger navigation models.</w:t>
       </w:r>
     </w:p>
     <w:p>
@@ -457,7 +447,7 @@
       </w:pPr>
       <w:r>
         <w:rPr/>
-        <w:t>Chapter 1 introduces the project background, problem statement, research questions, objectives, scope, and significance. Chapter 2 reviews related work on language-guided navigation, prompt engineering, visual grounding, and suitable low-cost hardware. Chapter 3 presents the Coral-only methodology, system architecture, mechanical and electrical design, implementation procedure, and validation plan. Chapter 4 presents the expected FYP1 results and defines the physical measurements required during FYP2.</w:t>
+        <w:t>Chapter 1 introduces the project background, problem statement, research questions, objectives, scope, and significance. Chapter 2 reviews related work on language-guided navigation, prompt engineering, visual grounding, and suitable low-cost hardware. Chapter 3 presents the Raspberry Pi 4 methodology, system architecture, mechanical and electrical design, implementation procedure, and validation plan. Chapter 4 presents the expected FYP1 results and defines the physical measurements required during FYP2.</w:t>
       </w:r>
     </w:p>
     <w:p>
@@ -479,7 +469,7 @@
       </w:pPr>
       <w:r>
         <w:rPr/>
-        <w:t>This chapter established the need for a focused and safety-aware approach to natural-language mobile robot navigation. The finalized project develops one Coral Dev Board physical prototype with one ESP32 sensor, safety, and motor-control layer.</w:t>
+        <w:t>This chapter established the need for a focused and safety-aware approach to natural-language mobile robot navigation. The finalized project develops one Raspberry Pi 4 physical prototype with one ESP32 sensor, safety, and motor-control layer.</w:t>
       </w:r>
     </w:p>
     <w:p>
@@ -562,17 +552,17 @@
       </w:r>
       <w:r>
         <w:rPr/>
-        <w:t xml:space="preserve"> by Shah et al. (2023a). LM-Nav is important because it presents a modular architecture for language-guided navigation. Its pipeline separates the problem into language understanding, visual grounding, and navigation execution. This structure is suitable for this FYP because the same idea can be adapted into one focused low-cost Coral Dev Board robot with ESP32 low-level control.</w:t>
-      </w:r>
-    </w:p>
-    <w:p>
-      <w:pPr>
-        <w:pStyle w:val="Normal"/>
-        <w:spacing w:after="160" w:line="360" w:lineRule="auto"/>
-      </w:pPr>
-      <w:r>
-        <w:rPr/>
-        <w:t xml:space="preserve">The project does not attempt to reproduce the complete hardware capability of LM-Nav or newer large-scale navigation systems. Instead, the project adapts the core research idea into a student-level Coral Dev Board physical robot. The first prototype uses a basic instruction such as "Find the chair". The Coral Dev Board produces structured navigation information, uses the USB-webcam image and an Edge TPU-compatible detector for visual grounding, validates the proposed action using ESP32 sensor status, and sends a simple command such as </w:t>
+        <w:t xml:space="preserve"> by Shah et al. (2023a). LM-Nav is important because it presents a modular architecture for language-guided navigation. Its pipeline separates the problem into language understanding, visual grounding, and navigation execution. This structure is suitable for this FYP because the same idea can be adapted into one focused low-cost Raspberry Pi 4 robot with ESP32 low-level control.</w:t>
+      </w:r>
+    </w:p>
+    <w:p>
+      <w:pPr>
+        <w:pStyle w:val="Normal"/>
+        <w:spacing w:after="160" w:line="360" w:lineRule="auto"/>
+      </w:pPr>
+      <w:r>
+        <w:rPr/>
+        <w:t xml:space="preserve">The project does not attempt to reproduce the complete hardware capability of LM-Nav or newer large-scale navigation systems. Instead, the project adapts the core research idea into a student-level Raspberry Pi 4 physical robot. The first prototype uses the basic instruction "Find the green marker". The Raspberry Pi 4 produces structured navigation information, uses the USB-webcam image and lightweight OpenCV grounding, validates the proposed action using ESP32 sensor status, and sends a simple command such as </w:t>
       </w:r>
       <w:r>
         <w:rPr>
@@ -883,7 +873,7 @@
       </w:pPr>
       <w:r>
         <w:rPr/>
-        <w:t>For this project, prompt engineering is treated as the interface between human language and robot action. The prompt must not only produce a correct sentence; it must produce an output that can be checked, logged, evaluated, and used by the onboard Coral Dev Board decision logic.</w:t>
+        <w:t>For this project, prompt engineering is treated as the interface between human language and robot action. The prompt must not only produce a correct sentence; it must produce an output that can be checked, logged, evaluated, and used by the onboard Raspberry Pi 4 decision logic.</w:t>
       </w:r>
     </w:p>
     <w:p>
@@ -1216,7 +1206,7 @@
       </w:pPr>
       <w:r>
         <w:rPr/>
-        <w:t>Another limitation is hardware and navigation complexity. LM-Nav was demonstrated with a more capable outdoor robot platform and a visual navigation model. A student FYP setup using a Coral Dev Board, ESP32 sensor and motor control, USB webcam, two ultrasonic sensors, and four DC motors cannot reproduce the full navigation capability directly. Therefore, this project uses LM-Nav as an architectural inspiration, not as a full implementation target.</w:t>
+        <w:t>Another limitation is hardware and navigation complexity. LM-Nav was demonstrated with a more capable outdoor robot platform and a visual navigation model. A student FYP setup using a Raspberry Pi 4, ESP32 sensor and motor control, USB webcam, two ultrasonic sensors, and four DC motors cannot reproduce the full navigation capability directly. Therefore, this project uses LM-Nav as an architectural inspiration, not as a full implementation target.</w:t>
       </w:r>
     </w:p>
     <w:p>
@@ -1238,7 +1228,7 @@
       </w:pPr>
       <w:r>
         <w:rPr/>
-        <w:t>LM-Nav provides the central structure for the proposed prototype: language understanding, visual grounding, and action execution. The difference is that this project adapts the final execution stage into a simple action-control system. Instead of using a full visual navigation policy, the Coral Dev Board chooses one of a small set of actions, checks obstacle status from the ESP32 ultrasonic module, and sends validated commands to the ESP32 motor-control layer. This makes the project realistic for a low-cost indoor robot while preserving the research value of structured prompt engineering.</w:t>
+        <w:t>LM-Nav provides the central structure for the proposed prototype: language understanding, visual grounding, and action execution. The difference is that this project adapts the final execution stage into a simple action-control system. Instead of using a full visual navigation policy, the Raspberry Pi 4 chooses one of a small set of actions, checks obstacle status from the ESP32 ultrasonic module, and sends validated commands to the ESP32 motor-control layer. This makes the project realistic for a low-cost indoor robot while preserving the research value of structured prompt engineering.</w:t>
       </w:r>
     </w:p>
     <w:p>
@@ -1524,7 +1514,7 @@
       </w:r>
       <w:r>
         <w:rPr/>
-        <w:t xml:space="preserve"> by Sridhar et al. (2023) uses a diffusion-based policy for goal-directed navigation and exploration. Its strength is stronger navigation behavior and exploration ability. Its limitation is that it requires a more complex policy deployment pipeline and suitable robot data. For the proposed project, NoMaD is therefore best treated as future work after the basic Coral Dev Board physical robot pipeline is functioning.</w:t>
+        <w:t xml:space="preserve"> by Sridhar et al. (2023) uses a diffusion-based policy for goal-directed navigation and exploration. Its strength is stronger navigation behavior and exploration ability. Its limitation is that it requires a more complex policy deployment pipeline and suitable robot data. For the proposed project, NoMaD is therefore best treated as future work after the basic Raspberry Pi 4 physical robot pipeline is functioning.</w:t>
       </w:r>
     </w:p>
     <w:p>
@@ -1800,7 +1790,7 @@
       </w:pPr>
       <w:r>
         <w:rPr/>
-        <w:t>First, existing systems can perform language-guided navigation, but many require expensive hardware, complex mapping, large models, or server-level compute. These systems are valuable research contributions, but they are not directly suitable for a student prototype using a Coral Dev Board, ESP32, USB webcam, two ultrasonic sensors, two MX1508 motor drivers, GY-291 accelerometer, and four DC gear motors.</w:t>
+        <w:t>First, existing systems can perform language-guided navigation, but many require expensive hardware, complex mapping, large models, or server-level compute. These systems are valuable research contributions, but they are not directly suitable for a student prototype using a Raspberry Pi 4, ESP32, USB webcam, two ultrasonic sensors, two MX1508 motor drivers, GY-291 accelerometer, and four DC gear motors.</w:t>
       </w:r>
     </w:p>
     <w:p>
@@ -1830,7 +1820,7 @@
       </w:pPr>
       <w:r>
         <w:rPr/>
-        <w:t>Fourth, there is a need for a focused baseline physical prototype that future researchers can extend. A Coral Dev Board robot with webcam grounding, ESP32 safety control, acceleration and tilt feedback, and simple actions provides a practical platform for later improvements such as RGB-D sensing, LiDAR, scene graph mapping, ViNT, NoMaD, or advanced VLM/VLA models.</w:t>
+        <w:t>Fourth, there is a need for a focused baseline physical prototype that future researchers can extend. A Raspberry Pi 4 robot with webcam grounding, ESP32 safety control, acceleration and tilt feedback, and simple actions provides a practical platform for later improvements such as RGB-D sensing, LiDAR, scene graph mapping, ViNT, NoMaD, or advanced VLM/VLA models.</w:t>
       </w:r>
     </w:p>
     <w:p>
@@ -1905,7 +1895,7 @@
       </w:pPr>
       <w:r>
         <w:rPr/>
-        <w:t>The research gap is that there is a need for a low-cost indoor physical prototype that studies structured prompt engineering for simple mobile robot navigation. Chapter 3 explains how this project addresses the gap using one Coral Dev Board implementation with an ESP32 motor, sensor, and safety layer.</w:t>
+        <w:t>The research gap is that there is a need for a low-cost indoor physical prototype that studies structured prompt engineering for simple mobile robot navigation. Chapter 3 explains how this project addresses the gap using one Raspberry Pi 4 implementation with an ESP32 motor, sensor, and safety layer.</w:t>
       </w:r>
     </w:p>
     <w:p>
@@ -1968,23 +1958,23 @@
       </w:r>
       <w:r>
         <w:rPr/>
-        <w:t>. Following supervisor feedback, the project contains one physical implementation only: a Coral Dev Board mobile robot with an ESP32 sensor, safety, and motor-control layer.</w:t>
-      </w:r>
-    </w:p>
-    <w:p>
-      <w:pPr>
-        <w:pStyle w:val="Normal"/>
-        <w:spacing w:after="160" w:line="360" w:lineRule="auto"/>
-      </w:pPr>
-      <w:r>
-        <w:rPr/>
-        <w:t xml:space="preserve">The methodology is inspired by the modular structure of LM-Nav and the prompt-based action-selection idea of VLMnav. Language interpretation, visual grounding, and navigation execution are separated so each stage can be tested. The first prototype targets a basic goal such as </w:t>
-      </w:r>
-      <w:r>
-        <w:rPr>
-          <w:rFonts w:ascii="Courier New" w:hAnsi="Courier New"/>
-        </w:rPr>
-        <w:t>find the chair</w:t>
+        <w:t>. The project contains one physical implementation: a Raspberry Pi 4 mobile robot with an ESP32 sensor, safety, and motor-control layer.</w:t>
+      </w:r>
+    </w:p>
+    <w:p>
+      <w:pPr>
+        <w:pStyle w:val="Normal"/>
+        <w:spacing w:after="160" w:line="360" w:lineRule="auto"/>
+      </w:pPr>
+      <w:r>
+        <w:rPr/>
+        <w:t xml:space="preserve">The methodology is inspired by the modular structure of LM-Nav and the prompt-based action-selection idea of VLMnav. Language interpretation, visual grounding, and navigation execution are separated so each stage can be tested. The first prototype targets </w:t>
+      </w:r>
+      <w:r>
+        <w:rPr>
+          <w:rFonts w:ascii="Courier New" w:hAnsi="Courier New"/>
+        </w:rPr>
+        <w:t>find the green marker</w:t>
       </w:r>
       <w:r>
         <w:rPr/>
@@ -2083,7 +2073,7 @@
       </w:pPr>
       <w:r>
         <w:rPr/>
-        <w:t>The laptop-only webcam demonstration is used only to produce expected-results evidence before physical testing. Its Python/OpenCV processing runs in a Docker container while a local browser captures the webcam. It is not a second physical approach.</w:t>
+        <w:t>The laptop-only Docker demonstration is used only to produce expected-results evidence before physical testing. It is not a second physical approach.</w:t>
       </w:r>
     </w:p>
     <w:p>
@@ -2105,7 +2095,7 @@
       </w:pPr>
       <w:r>
         <w:rPr/>
-        <w:t>The project follows an iterative prototype methodology. The already-built mechanical and power systems are completed by wiring and validating the ESP32 sensor and motor layer, integrating Coral UART communication, verifying Edge TPU-compatible visual inference, and testing one complete basic goal.</w:t>
+        <w:t>The project follows an iterative prototype methodology. The already-built mechanical and power systems are completed by wiring and validating the ESP32 sensor and motor layer, connecting Raspberry Pi USB serial, verifying webcam capture and OpenCV visual grounding, and testing one complete basic goal.</w:t>
       </w:r>
     </w:p>
     <w:p>
@@ -2243,7 +2233,7 @@
       </w:pPr>
       <w:r>
         <w:rPr/>
-        <w:t>The Coral Dev Board performs high-level processing. The ESP32 handles local real-time sensing, safety, and motor control. Direct 3.3 V UART is used between the boards so the Coral USB-A host port remains available for the webcam.</w:t>
+        <w:t>The Raspberry Pi 4 performs high-level processing. The ESP32 handles local real-time sensing, safety, and motor control. USB serial is used between the boards because it is simple to debug and leaves all ESP32 motor GPIO pins available.</w:t>
       </w:r>
     </w:p>
     <w:p>
@@ -2267,7 +2257,7 @@
       <w:r>
         <w:drawing>
           <wp:inline distT="0" distB="0" distL="0" distR="0">
-            <wp:extent cx="2359622" cy="8138160"/>
+            <wp:extent cx="2378158" cy="8138160"/>
             <wp:effectExtent l="0" t="0" r="0" b="0"/>
             <wp:docPr id="106" name="figure_3_2_proposed_system_architecture"/>
             <wp:cNvGraphicFramePr/>
@@ -2287,7 +2277,7 @@
                   <pic:spPr>
                     <a:xfrm>
                       <a:off x="0" y="0"/>
-                      <a:ext cx="2359622" cy="8138160"/>
+                      <a:ext cx="2378158" cy="8138160"/>
                     </a:xfrm>
                     <a:prstGeom prst="rect">
                       <a:avLst/>
@@ -2432,7 +2422,7 @@
         <w:rPr>
           <w:b/>
         </w:rPr>
-        <w:t>Figure 3.3: Main hardware components for the finalized Coral Dev Board robot</w:t>
+        <w:t>Figure 3.3: Main hardware components for the finalized Raspberry Pi 4 robot</w:t>
       </w:r>
     </w:p>
     <w:p>
@@ -2445,7 +2435,7 @@
           <wp:inline distT="0" distB="0" distL="0" distR="0">
             <wp:extent cx="5733288" cy="4204411"/>
             <wp:effectExtent l="0" t="0" r="0" b="0"/>
-            <wp:docPr id="107" name="figure_3_3_main_hardware_components_for_the_finalized_coral_dev_board_robot"/>
+            <wp:docPr id="107" name="figure_3_3_main_hardware_components_for_the_finalized_raspberry_pi_4_robot"/>
             <wp:cNvGraphicFramePr/>
             <a:graphic>
               <a:graphicData uri="http://schemas.openxmlformats.org/drawingml/2006/picture">
@@ -2520,7 +2510,7 @@
       </w:pPr>
       <w:r>
         <w:rPr/>
-        <w:t>The first prototype uses a deterministic structured parser because the Coral Edge TPU cannot run a general-purpose LLM. This parser still applies the main prompt-engineering principles required by the study: fixed fields, restricted actions, explicit uncertainty, and safe rejection of unsupported goals.</w:t>
+        <w:t>The first prototype uses a deterministic structured parser. This applies the main prompt-engineering principles required by the study: fixed fields, restricted actions, explicit uncertainty, and safe rejection of unsupported goals.</w:t>
       </w:r>
     </w:p>
     <w:p>
@@ -2555,15 +2545,15 @@
         </w:rPr>
         <w:t xml:space="preserve">{</w:t>
         <w:br/>
-        <w:t xml:space="preserve">  "instruction": "find the chair",</w:t>
+        <w:t xml:space="preserve">  "instruction": "find the green marker",</w:t>
         <w:br/>
-        <w:t xml:space="preserve">  "target": "chair",</w:t>
+        <w:t xml:space="preserve">  "target": "green marker",</w:t>
         <w:br/>
-        <w:t xml:space="preserve">  "landmarks": ["chair"],</w:t>
+        <w:t xml:space="preserve">  "landmarks": ["green marker"],</w:t>
         <w:br/>
         <w:t xml:space="preserve">  "spatial_relation": null,</w:t>
         <w:br/>
-        <w:t xml:space="preserve">  "action_goal": "find and approach the chair",</w:t>
+        <w:t xml:space="preserve">  "action_goal": "find and approach the green marker",</w:t>
         <w:br/>
         <w:t xml:space="preserve">  "uncertainty": "low"</w:t>
         <w:br/>
@@ -2609,7 +2599,7 @@
       </w:pPr>
       <w:r>
         <w:rPr/>
-        <w:t>The Coral captures a USB-webcam frame and runs an Edge TPU-compatible object detector. The highest-confidence detection matching the structured target is used for simple action selection.</w:t>
+        <w:t>The Raspberry Pi captures a USB-webcam frame and detects the selected marker using OpenCV HSV colour segmentation. The largest valid marker region is used for simple action selection.</w:t>
       </w:r>
     </w:p>
     <w:p>
@@ -2632,37 +2622,7 @@
       </w:pPr>
       <w:r>
         <w:rPr/>
-        <w:t xml:space="preserve">The first model may use a COCO-compatible detector and the target </w:t>
-      </w:r>
-      <w:r>
-        <w:rPr>
-          <w:rFonts w:ascii="Courier New" w:hAnsi="Courier New"/>
-        </w:rPr>
-        <w:t>chair</w:t>
-      </w:r>
-      <w:r>
-        <w:rPr/>
-        <w:t xml:space="preserve">. Custom classes such as </w:t>
-      </w:r>
-      <w:r>
-        <w:rPr>
-          <w:rFonts w:ascii="Courier New" w:hAnsi="Courier New"/>
-        </w:rPr>
-        <w:t>door</w:t>
-      </w:r>
-      <w:r>
-        <w:rPr/>
-        <w:t xml:space="preserve"> and </w:t>
-      </w:r>
-      <w:r>
-        <w:rPr>
-          <w:rFonts w:ascii="Courier New" w:hAnsi="Courier New"/>
-        </w:rPr>
-        <w:t>signboard</w:t>
-      </w:r>
-      <w:r>
-        <w:rPr/>
-        <w:t xml:space="preserve"> are future extensions requiring custom data collection, training, quantization, and Edge TPU compilation.</w:t>
+        <w:t>After this baseline works, the OpenCV grounding module can be replaced with a lightweight detector for chairs, doors, signboards, or other indoor landmarks.</w:t>
       </w:r>
     </w:p>
     <w:p>
@@ -2729,7 +2689,7 @@
       </w:pPr>
       <w:r>
         <w:rPr/>
-        <w:t>The finalized Fusion 360 robot design provides mounting positions for the compute board, ESP32, USB webcam, two front ultrasonic sensors, GY-291, two MX1508 drivers, completed power system, and four motors.</w:t>
+        <w:t>The finalized Fusion 360 robot design provides mounting positions for the Raspberry Pi 4, ESP32, USB webcam, two front ultrasonic sensors, GY-291, two MX1508 drivers, completed power system, and four motors.</w:t>
       </w:r>
     </w:p>
     <w:p>
@@ -2793,7 +2753,7 @@
       </w:pPr>
       <w:r>
         <w:rPr/>
-        <w:t>The existing render records the mechanical design stage. The completed physical prototype uses the Coral Dev Board as the only high-level compute board, with an appropriate mounting plate or adaptor.</w:t>
+        <w:t>The existing render records the physical design and Raspberry Pi mounting layout.</w:t>
       </w:r>
     </w:p>
     <w:p>
@@ -2857,7 +2817,7 @@
       </w:pPr>
       <w:r>
         <w:rPr/>
-        <w:t>The views support sensor visibility, wheel clearance, component spacing, cable access, and Coral mounting verification.</w:t>
+        <w:t>The views support sensor visibility, wheel clearance, component spacing, cable access, and Raspberry Pi mounting verification.</w:t>
       </w:r>
     </w:p>
     <w:p>
@@ -3198,17 +3158,17 @@
         <w:rPr>
           <w:b/>
         </w:rPr>
-        <w:t>3.16 Laptop-Only Expected-Results Demonstration</w:t>
-      </w:r>
-    </w:p>
-    <w:p>
-      <w:pPr>
-        <w:pStyle w:val="Normal"/>
-        <w:spacing w:after="160" w:line="360" w:lineRule="auto"/>
-      </w:pPr>
-      <w:r>
-        <w:rPr/>
-        <w:t>The separate laptop demo uses a browser webcam and coloured marker to display expected navigation actions. A Docker container provides the isolated Flask, OpenCV, NumPy, and logging environment. This allows the action interface and software environment to be demonstrated reproducibly during FYP1. The user manually moves the laptop; no motor interface or physical robot claim is made. Final results must come from the Coral Dev Board physical robot.</w:t>
+        <w:t>3.16 Laptop-Only Docker Expected-Results Demonstration</w:t>
+      </w:r>
+    </w:p>
+    <w:p>
+      <w:pPr>
+        <w:pStyle w:val="Normal"/>
+        <w:spacing w:after="160" w:line="360" w:lineRule="auto"/>
+      </w:pPr>
+      <w:r>
+        <w:rPr/>
+        <w:t>The separate laptop demo uses a browser webcam and coloured marker to display expected navigation actions. A Docker container provides the isolated Flask, OpenCV, NumPy, and logging environment. The user manually moves the laptop; no motor interface or physical robot claim is made. Final results must come from the Raspberry Pi 4 physical robot.</w:t>
       </w:r>
     </w:p>
     <w:p>
@@ -3240,27 +3200,37 @@
       </w:pPr>
       <w:r>
         <w:rPr/>
-        <w:t>The robot stops for invalid output, high uncertainty, obstacle detection, unknown commands, or command timeout. Testing is supervised in a controlled indoor area.</w:t>
-      </w:r>
-    </w:p>
-    <w:p>
-      <w:pPr>
-        <w:pStyle w:val="Normal"/>
-        <w:spacing w:after="160" w:line="360" w:lineRule="auto"/>
-      </w:pPr>
-      <w:r>
-        <w:rPr/>
-        <w:t>The USB webcam does not provide dense depth or a 3D map. Two ultrasonic sensors provide limited obstacle coverage. The GY-291 does not provide yaw heading. The Coral Dev Board supports only Edge TPU-compatible models, and the first prototype supports only simple goals and detector-known target classes.</w:t>
-      </w:r>
-    </w:p>
-    <w:p>
-      <w:pPr>
-        <w:pStyle w:val="Normal"/>
-        <w:spacing w:after="160" w:line="360" w:lineRule="auto"/>
-      </w:pPr>
-      <w:r>
-        <w:rPr/>
-        <w:t>Future work may include a custom door and signboard detector, wheel encoders, magnetometer or full IMU, RGB-D camera, LiDAR, mapping, relation-aware prompts, and stronger navigation policies.</w:t>
+        <w:t>During the first prototype, the ESP32 is powered only by the Raspberry Pi USB cable. A separate ESP32 5 V supply must not be connected simultaneously unless the USB 5 V conductor is safely isolated.</w:t>
+      </w:r>
+    </w:p>
+    <w:p>
+      <w:pPr>
+        <w:pStyle w:val="Normal"/>
+        <w:spacing w:after="160" w:line="360" w:lineRule="auto"/>
+      </w:pPr>
+      <w:r>
+        <w:rPr/>
+        <w:t>The robot stops for invalid output, high uncertainty, obstacle detection, sensor fault, unknown commands, or command timeout. Testing is supervised in a controlled indoor area.</w:t>
+      </w:r>
+    </w:p>
+    <w:p>
+      <w:pPr>
+        <w:pStyle w:val="Normal"/>
+        <w:spacing w:after="160" w:line="360" w:lineRule="auto"/>
+      </w:pPr>
+      <w:r>
+        <w:rPr/>
+        <w:t>The USB webcam does not provide dense depth or a 3D map. Two ultrasonic sensors provide limited obstacle coverage. The GY-291 does not provide yaw heading. The Raspberry Pi 4 has limited performance for large models, and the first prototype supports only simple coloured-marker goals.</w:t>
+      </w:r>
+    </w:p>
+    <w:p>
+      <w:pPr>
+        <w:pStyle w:val="Normal"/>
+        <w:spacing w:after="160" w:line="360" w:lineRule="auto"/>
+      </w:pPr>
+      <w:r>
+        <w:rPr/>
+        <w:t>Future work may include lightweight object detection, API-based VLM experiments, wheel encoders, magnetometer or full IMU, RGB-D camera, LiDAR, mapping, relation-aware prompts, and stronger navigation policies.</w:t>
       </w:r>
     </w:p>
     <w:p>
@@ -3282,7 +3252,7 @@
       </w:pPr>
       <w:r>
         <w:rPr/>
-        <w:t>This chapter finalized the methodology around one Coral Dev Board physical robot. The project connects structured prompt processing and Edge TPU visual grounding to an ESP32 that independently handles sensors, safety, and four-motor control. The first measurable target is a reliable and safe single-goal indoor navigation demonstration.</w:t>
+        <w:t>This chapter finalized the methodology around one Raspberry Pi 4 physical robot. The project connects structured prompt processing and OpenCV visual grounding to an ESP32 that independently handles sensors, safety, and four-motor control. The first measurable target is a reliable and safe single-goal indoor marker-navigation demonstration.</w:t>
       </w:r>
     </w:p>
     <w:p>
@@ -3335,7 +3305,7 @@
       </w:pPr>
       <w:r>
         <w:rPr/>
-        <w:t>This chapter presents the expected results for FYP1. The expectations are based on the finalized Coral Dev Board architecture, structured prompt design, completed physical hardware, ESP32 safety logic, laptop-only expected-results demonstration, and planned physical validation. Final measured robot results will be presented during FYP2.</w:t>
+        <w:t>This chapter presents the expected results for FYP1. The expectations are based on the finalized Raspberry Pi 4 architecture, structured prompt design, completed physical hardware, ESP32 safety logic, Docker laptop expected-results demonstration, and planned physical validation. Final measured robot results will be presented during FYP2.</w:t>
       </w:r>
     </w:p>
     <w:p>
@@ -3357,17 +3327,17 @@
       </w:pPr>
       <w:r>
         <w:rPr/>
-        <w:t xml:space="preserve">The first Coral Dev Board prototype is expected to complete one simple and repeatable goal such as </w:t>
-      </w:r>
-      <w:r>
-        <w:rPr>
-          <w:rFonts w:ascii="Courier New" w:hAnsi="Courier New"/>
-        </w:rPr>
-        <w:t>find the chair</w:t>
-      </w:r>
-      <w:r>
-        <w:rPr/>
-        <w:t>. The instruction should be converted into a structured target and approved action set. The Edge TPU-compatible detector should identify the chair in the webcam view and select an action from its image position.</w:t>
+        <w:t xml:space="preserve">The first Raspberry Pi 4 prototype is expected to complete the simple and repeatable goal </w:t>
+      </w:r>
+      <w:r>
+        <w:rPr>
+          <w:rFonts w:ascii="Courier New" w:hAnsi="Courier New"/>
+        </w:rPr>
+        <w:t>find the green marker</w:t>
+      </w:r>
+      <w:r>
+        <w:rPr/>
+        <w:t>. The instruction should be converted into a structured target and approved action set. OpenCV colour grounding should locate the marker in the webcam view and select an action from its image position.</w:t>
       </w:r>
     </w:p>
     <w:p>
@@ -3392,17 +3362,17 @@
         <w:rPr>
           <w:b/>
         </w:rPr>
-        <w:t>4.3 Expected Laptop-Only Demonstration</w:t>
-      </w:r>
-    </w:p>
-    <w:p>
-      <w:pPr>
-        <w:pStyle w:val="Normal"/>
-        <w:spacing w:after="160" w:line="360" w:lineRule="auto"/>
-      </w:pPr>
-      <w:r>
-        <w:rPr/>
-        <w:t xml:space="preserve">The laptop-only Docker demonstration is expected to show the planned action interface before physical robot testing. A browser captures a coloured target through the laptop webcam and sends frames to the containerized Python/OpenCV service. The application displays </w:t>
+        <w:t>4.3 Expected Docker Laptop Demonstration</w:t>
+      </w:r>
+    </w:p>
+    <w:p>
+      <w:pPr>
+        <w:pStyle w:val="Normal"/>
+        <w:spacing w:after="160" w:line="360" w:lineRule="auto"/>
+      </w:pPr>
+      <w:r>
+        <w:rPr/>
+        <w:t xml:space="preserve">The laptop-only Docker demonstration is expected to show the same planned action interface before physical robot testing. A browser captures a coloured marker through the laptop webcam and sends frames to the containerized Python/OpenCV service. The application displays </w:t>
       </w:r>
       <w:r>
         <w:rPr>
@@ -3629,16 +3599,6 @@
     </w:p>
     <w:p>
       <w:pPr>
-        <w:pStyle w:val="Normal"/>
-        <w:spacing w:after="160" w:line="360" w:lineRule="auto"/>
-      </w:pPr>
-      <w:r>
-        <w:rPr/>
-        <w:t>FYP2 will replace these expectations with measured results from the completed Coral Dev Board robot.</w:t>
-      </w:r>
-    </w:p>
-    <w:p>
-      <w:pPr>
         <w:pStyle w:val="Caption"/>
         <w:jc w:val="center"/>
         <w:spacing w:after="120" w:line="360" w:lineRule="auto"/>
@@ -3669,17 +3629,17 @@
       </w:pPr>
       <w:r>
         <w:rPr/>
-        <w:t>The expected results suggest that structured prompt engineering can provide a simple interface between a natural-language goal and a restricted robot action set. The Coral Dev Board is expected to provide efficient visual inference for a compatible detector, while the ESP32 independently prevents movement during obstacle, timeout, and invalid-command conditions.</w:t>
-      </w:r>
-    </w:p>
-    <w:p>
-      <w:pPr>
-        <w:pStyle w:val="Normal"/>
-        <w:spacing w:after="160" w:line="360" w:lineRule="auto"/>
-      </w:pPr>
-      <w:r>
-        <w:rPr/>
-        <w:t>The basic single-target goal is intentionally limited. Demonstrating it reliably is more valuable than claiming complex navigation without sufficient sensor coverage, mapping, or model capability. Once the baseline is verified, the project can extend to custom indoor-landmark classes and more complex instructions.</w:t>
+        <w:t>The expected results suggest that structured prompt engineering can provide a simple interface between a natural-language goal and a restricted robot action set. The Raspberry Pi 4 is expected to provide a flexible environment for Python, OpenCV, USB devices, logging, and later model experiments, while the ESP32 independently prevents movement during obstacle, sensor-fault, timeout, and invalid-command conditions.</w:t>
+      </w:r>
+    </w:p>
+    <w:p>
+      <w:pPr>
+        <w:pStyle w:val="Normal"/>
+        <w:spacing w:after="160" w:line="360" w:lineRule="auto"/>
+      </w:pPr>
+      <w:r>
+        <w:rPr/>
+        <w:t>The basic marker goal is intentionally limited. Demonstrating it reliably is more valuable than claiming complex navigation without sufficient sensor coverage, mapping, or model capability. Once the baseline is verified, the project can extend to object detection for indoor landmarks and more complex instructions.</w:t>
       </w:r>
     </w:p>
     <w:p>
@@ -3701,7 +3661,7 @@
       </w:pPr>
       <w:r>
         <w:rPr/>
-        <w:t>This chapter presented the expected FYP1 outcomes for the Coral Dev Board prototype, laptop-only expected-results demonstration, and safety logic. Final physical results will measure whether the robot can safely find and approach a supported indoor target.</w:t>
+        <w:t>This chapter presented the expected FYP1 outcomes for the Raspberry Pi 4 prototype, Docker laptop expected-results demonstration, and safety logic. Final physical results will measure whether the robot can safely find and approach a supported visual landmark.</w:t>
       </w:r>
     </w:p>
     <w:p>
